--- a/Opleverset_Project_5-6/Verslagen/Risicoanalyse.docx
+++ b/Opleverset_Project_5-6/Verslagen/Risicoanalyse.docx
@@ -351,7 +351,7 @@
               <w:rPr>
                 <w:lang w:val="nl-NL"/>
               </w:rPr>
-              <w:t>4</w:t>
+              <w:t>3</w:t>
             </w:r>
           </w:p>
         </w:tc>
@@ -369,7 +369,7 @@
               <w:rPr>
                 <w:lang w:val="nl-NL"/>
               </w:rPr>
-              <w:t>5</w:t>
+              <w:t>3</w:t>
             </w:r>
           </w:p>
         </w:tc>
@@ -387,7 +387,7 @@
               <w:rPr>
                 <w:lang w:val="nl-NL"/>
               </w:rPr>
-              <w:t>20</w:t>
+              <w:t>9</w:t>
             </w:r>
           </w:p>
         </w:tc>
@@ -528,7 +528,7 @@
               <w:rPr>
                 <w:lang w:val="nl-NL"/>
               </w:rPr>
-              <w:t>5</w:t>
+              <w:t>2</w:t>
             </w:r>
           </w:p>
         </w:tc>
@@ -546,7 +546,7 @@
               <w:rPr>
                 <w:lang w:val="nl-NL"/>
               </w:rPr>
-              <w:t>15</w:t>
+              <w:t>6</w:t>
             </w:r>
           </w:p>
         </w:tc>
@@ -774,7 +774,7 @@
               <w:rPr>
                 <w:lang w:val="nl-NL"/>
               </w:rPr>
-              <w:t>5</w:t>
+              <w:t>2</w:t>
             </w:r>
           </w:p>
         </w:tc>
@@ -792,7 +792,7 @@
               <w:rPr>
                 <w:lang w:val="nl-NL"/>
               </w:rPr>
-              <w:t>10</w:t>
+              <w:t>4</w:t>
             </w:r>
           </w:p>
         </w:tc>
